--- a/src/rodos_corpus/data/corpus/rendered/production/AKT-BRAK-20260623-03.docx
+++ b/src/rodos_corpus/data/corpus/rendered/production/AKT-BRAK-20260623-03.docx
@@ -23,7 +23,7 @@
         <w:pStyle w:val="Title"/>
       </w:pPr>
       <w:r>
-        <w:t>Акт о браке по детали 52.31.11 от 23.06.2026</w:t>
+        <w:t>Акт о браке по детали 45.67.89 от 23.06.2026</w:t>
       </w:r>
     </w:p>
     <w:p>
@@ -36,12 +36,12 @@
     </w:p>
     <w:p>
       <w:r>
-        <w:t>1.1. При контроле партии детали 52.31.11 «Шестерня цилиндрическая z=38, m=4» выявлено раковины на литой поверхности.</w:t>
+        <w:t>1.1. При контроле партии детали 45.67.89 «Вал выходной редуктора Р-160» выявлено превышение радиального биения сверх нормы чертежа.</w:t>
       </w:r>
     </w:p>
     <w:p>
       <w:r>
-        <w:t>1.2. Количество забракованных деталей: 17 шт. из партии 108 шт.</w:t>
+        <w:t>1.2. Количество забракованных деталей: 4 шт. из партии 120 шт.</w:t>
       </w:r>
     </w:p>
     <w:p>
@@ -59,7 +59,7 @@
     </w:p>
     <w:p>
       <w:r>
-        <w:t>2.1. Установленная причина: дефект отливки поставщика.</w:t>
+        <w:t>2.1. Установленная причина: износ центров станка 3М151, инв. № ОС-1066.</w:t>
       </w:r>
     </w:p>
     <w:p>
@@ -77,7 +77,7 @@
     </w:p>
     <w:p>
       <w:r>
-        <w:t>3.1. Принятое решение: претензия поставщику.</w:t>
+        <w:t>3.1. Принятое решение: детали направлены на перешлифовку, партия заказчику не отгружена.</w:t>
       </w:r>
     </w:p>
     <w:p>
@@ -87,7 +87,7 @@
     </w:p>
     <w:p>
       <w:r>
-        <w:t>3.3. Корректирующие действия и срок их выполнения определяются отдельным протоколом разбора.</w:t>
+        <w:t>3.3. Корректирующие действия и срок их выполнения определяются отдельным протоколом разбора: по рекламации АО «Редмаш» оформлен отчёт 8D-2026-01 и извещение ИЗВ-2026-004.</w:t>
       </w:r>
     </w:p>
     <w:p>
